--- a/newsletters/source/open-access-invoice-arrived_final.docx
+++ b/newsletters/source/open-access-invoice-arrived_final.docx
@@ -84,7 +84,7 @@
         </w:r>
       </w:hyperlink>
       <w:r>
-        <w:t>. The paywall didn’t vanish. It moved. Instead of billing the reader at the end, we now bill the author at the front, and for the most selective titles that bill runs to five figures. A single open-access article in Nature costs $12,850. That is sometime a significant chunk of what many groups receive to do the work in the first place.</w:t>
+        <w:t>. The paywall didn’t vanish. It moved. Instead of billing the reader at the end, we now bill the author at the front, and for the most selective titles that bill runs to five figures. A single open-access article in Nature costs $12,850. That is sometimes a significant chunk of what many groups receive to do the work in the first place.</w:t>
       </w:r>
     </w:p>
     <w:p>
